--- a/CASE/eJagriti_Filing_Package/02_Proforma_for_Filing_Consumer_Complaint.docx
+++ b/CASE/eJagriti_Filing_Package/02_Proforma_for_Filing_Consumer_Complaint.docx
@@ -338,7 +338,7 @@
                 <w:sz w:val="22"/>
                 <w:szCs w:val="22"/>
               </w:rPr>
-              <w:t xml:space="preserve">Vikas Gandhi, S/o Shri ____________________</w:t>
+              <w:t xml:space="preserve">Vikas Gandhi, S/o Shri Surendra Gandhi</w:t>
             </w:r>
           </w:p>
         </w:tc>
